--- a/docs/week4/reports/检索准确率基准报告.docx
+++ b/docs/week4/reports/检索准确率基准报告.docx
@@ -4670,7 +4670,7 @@
                 <w:color w:val="000000"/>
                 <w:sz w:val="19"/>
               </w:rPr>
-              <w:t>COCO 证据</w:t>
+              <w:t>COCO 数据</w:t>
             </w:r>
           </w:p>
         </w:tc>
@@ -5039,31 +5039,6 @@
         <w:t>下一阶段应新增真实用户查询日志上的盲测集，并分别报告关键词、语义和融合通道的增益。</w:t>
       </w:r>
     </w:p>
-    <w:p>
-      <w:pPr>
-        <w:spacing w:line="300" w:lineRule="auto" w:after="120"/>
-      </w:pPr>
-      <w:r>
-        <w:rPr>
-          <w:rFonts w:ascii="Times New Roman" w:hAnsi="Times New Roman" w:eastAsia="Times New Roman" w:cs="Times New Roman"/>
-          <w:b/>
-          <w:i w:val="0"/>
-          <w:color w:val="000000"/>
-          <w:sz w:val="22"/>
-        </w:rPr>
-        <w:t>证据文件:</w:t>
-      </w:r>
-      <w:r>
-        <w:rPr>
-          <w:rFonts w:ascii="Times New Roman" w:hAnsi="Times New Roman" w:eastAsia="Times New Roman" w:cs="Times New Roman"/>
-          <w:b w:val="0"/>
-          <w:i/>
-          <w:color w:val="000000"/>
-          <w:sz w:val="22"/>
-        </w:rPr>
-        <w:t xml:space="preserve"> retrieval-benchmark-summary.json；performance-summary.json。</w:t>
-      </w:r>
-    </w:p>
     <w:sectPr>
       <w:headerReference w:type="default" r:id="rId9"/>
       <w:footerReference w:type="default" r:id="rId10"/>
